--- a/document/report/3.5工作日志.docx
+++ b/document/report/3.5工作日志.docx
@@ -69,541 +69,7 @@
           <w:color w:val="1A5276"/>
           <w:sz w:val="32"/>
         </w:rPr>
-        <w:t>工作总览</w:t>
-      </w:r>
-    </w:p>
-    <w:tbl>
-      <w:tblPr>
-        <w:tblStyle w:val="LightGrid-Accent1"/>
-        <w:tblW w:type="auto" w:w="0"/>
-        <w:jc w:val="center"/>
-        <w:tblLook w:firstColumn="1" w:firstRow="1" w:lastColumn="0" w:lastRow="0" w:noHBand="0" w:noVBand="1" w:val="04A0"/>
-      </w:tblPr>
-      <w:tblGrid>
-        <w:gridCol w:w="2351"/>
-        <w:gridCol w:w="2351"/>
-        <w:gridCol w:w="2351"/>
-        <w:gridCol w:w="2351"/>
-      </w:tblGrid>
-      <w:tr>
-        <w:tc>
-          <w:tcPr>
-            <w:tcW w:type="dxa" w:w="2351"/>
-          </w:tcPr>
-          <w:p>
-            <w:pPr>
-              <w:jc w:val="center"/>
-            </w:pPr>
-            <w:r>
-              <w:rPr>
-                <w:b/>
-                <w:sz w:val="18"/>
-              </w:rPr>
-              <w:t>日期</w:t>
-            </w:r>
-          </w:p>
-        </w:tc>
-        <w:tc>
-          <w:tcPr>
-            <w:tcW w:type="dxa" w:w="2351"/>
-          </w:tcPr>
-          <w:p>
-            <w:pPr>
-              <w:jc w:val="center"/>
-            </w:pPr>
-            <w:r>
-              <w:rPr>
-                <w:b/>
-                <w:sz w:val="18"/>
-              </w:rPr>
-              <w:t>主题</w:t>
-            </w:r>
-          </w:p>
-        </w:tc>
-        <w:tc>
-          <w:tcPr>
-            <w:tcW w:type="dxa" w:w="2351"/>
-          </w:tcPr>
-          <w:p>
-            <w:pPr>
-              <w:jc w:val="center"/>
-            </w:pPr>
-            <w:r>
-              <w:rPr>
-                <w:b/>
-                <w:sz w:val="18"/>
-              </w:rPr>
-              <w:t>核心成果</w:t>
-            </w:r>
-          </w:p>
-        </w:tc>
-        <w:tc>
-          <w:tcPr>
-            <w:tcW w:type="dxa" w:w="2351"/>
-          </w:tcPr>
-          <w:p>
-            <w:pPr>
-              <w:jc w:val="center"/>
-            </w:pPr>
-            <w:r>
-              <w:rPr>
-                <w:b/>
-                <w:sz w:val="18"/>
-              </w:rPr>
-              <w:t>代码量</w:t>
-            </w:r>
-          </w:p>
-        </w:tc>
-      </w:tr>
-      <w:tr>
-        <w:tc>
-          <w:tcPr>
-            <w:tcW w:type="dxa" w:w="2351"/>
-          </w:tcPr>
-          <w:p>
-            <w:r>
-              <w:rPr>
-                <w:sz w:val="18"/>
-              </w:rPr>
-              <w:t>07/06</w:t>
-            </w:r>
-          </w:p>
-        </w:tc>
-        <w:tc>
-          <w:tcPr>
-            <w:tcW w:type="dxa" w:w="2351"/>
-          </w:tcPr>
-          <w:p>
-            <w:r>
-              <w:rPr>
-                <w:sz w:val="18"/>
-              </w:rPr>
-              <w:t>选题与准备</w:t>
-            </w:r>
-          </w:p>
-        </w:tc>
-        <w:tc>
-          <w:tcPr>
-            <w:tcW w:type="dxa" w:w="2351"/>
-          </w:tcPr>
-          <w:p>
-            <w:r>
-              <w:rPr>
-                <w:sz w:val="18"/>
-              </w:rPr>
-              <w:t>选题切换（进销存→成绩管理）、建表设计、日志体系搭建</w:t>
-            </w:r>
-          </w:p>
-        </w:tc>
-        <w:tc>
-          <w:tcPr>
-            <w:tcW w:type="dxa" w:w="2351"/>
-          </w:tcPr>
-          <w:p>
-            <w:r>
-              <w:rPr>
-                <w:sz w:val="18"/>
-              </w:rPr>
-              <w:t>SQL 约 800 行</w:t>
-            </w:r>
-          </w:p>
-        </w:tc>
-      </w:tr>
-      <w:tr>
-        <w:tc>
-          <w:tcPr>
-            <w:tcW w:type="dxa" w:w="2351"/>
-          </w:tcPr>
-          <w:p>
-            <w:r>
-              <w:rPr>
-                <w:sz w:val="18"/>
-              </w:rPr>
-              <w:t>07/07</w:t>
-            </w:r>
-          </w:p>
-        </w:tc>
-        <w:tc>
-          <w:tcPr>
-            <w:tcW w:type="dxa" w:w="2351"/>
-          </w:tcPr>
-          <w:p>
-            <w:r>
-              <w:rPr>
-                <w:sz w:val="18"/>
-              </w:rPr>
-              <w:t>数据库+CLI骨架</w:t>
-            </w:r>
-          </w:p>
-        </w:tc>
-        <w:tc>
-          <w:tcPr>
-            <w:tcW w:type="dxa" w:w="2351"/>
-          </w:tcPr>
-          <w:p>
-            <w:r>
-              <w:rPr>
-                <w:sz w:val="18"/>
-              </w:rPr>
-              <w:t>8表/3视图/5触发器/9SP/2函数 + Python CLI 应用</w:t>
-            </w:r>
-          </w:p>
-        </w:tc>
-        <w:tc>
-          <w:tcPr>
-            <w:tcW w:type="dxa" w:w="2351"/>
-          </w:tcPr>
-          <w:p>
-            <w:r>
-              <w:rPr>
-                <w:sz w:val="18"/>
-              </w:rPr>
-              <w:t>SQL 约 600 行 + Python 约 500 行</w:t>
-            </w:r>
-          </w:p>
-        </w:tc>
-      </w:tr>
-      <w:tr>
-        <w:tc>
-          <w:tcPr>
-            <w:tcW w:type="dxa" w:w="2351"/>
-          </w:tcPr>
-          <w:p>
-            <w:r>
-              <w:rPr>
-                <w:sz w:val="18"/>
-              </w:rPr>
-              <w:t>07/08</w:t>
-            </w:r>
-          </w:p>
-        </w:tc>
-        <w:tc>
-          <w:tcPr>
-            <w:tcW w:type="dxa" w:w="2351"/>
-          </w:tcPr>
-          <w:p>
-            <w:r>
-              <w:rPr>
-                <w:sz w:val="18"/>
-              </w:rPr>
-              <w:t>CLI功能完整实现</w:t>
-            </w:r>
-          </w:p>
-        </w:tc>
-        <w:tc>
-          <w:tcPr>
-            <w:tcW w:type="dxa" w:w="2351"/>
-          </w:tcPr>
-          <w:p>
-            <w:r>
-              <w:rPr>
-                <w:sz w:val="18"/>
-              </w:rPr>
-              <w:t>6大实体CRUD、分页器、教师录成绩、Streamlit起步</w:t>
-            </w:r>
-          </w:p>
-        </w:tc>
-        <w:tc>
-          <w:tcPr>
-            <w:tcW w:type="dxa" w:w="2351"/>
-          </w:tcPr>
-          <w:p>
-            <w:r>
-              <w:rPr>
-                <w:sz w:val="18"/>
-              </w:rPr>
-              <w:t>Python 约 800 行</w:t>
-            </w:r>
-          </w:p>
-        </w:tc>
-      </w:tr>
-      <w:tr>
-        <w:tc>
-          <w:tcPr>
-            <w:tcW w:type="dxa" w:w="2351"/>
-          </w:tcPr>
-          <w:p>
-            <w:r>
-              <w:rPr>
-                <w:sz w:val="18"/>
-              </w:rPr>
-              <w:t>07/09</w:t>
-            </w:r>
-          </w:p>
-        </w:tc>
-        <w:tc>
-          <w:tcPr>
-            <w:tcW w:type="dxa" w:w="2351"/>
-          </w:tcPr>
-          <w:p>
-            <w:r>
-              <w:rPr>
-                <w:sz w:val="18"/>
-              </w:rPr>
-              <w:t>Streamlit双界面</w:t>
-            </w:r>
-          </w:p>
-        </w:tc>
-        <w:tc>
-          <w:tcPr>
-            <w:tcW w:type="dxa" w:w="2351"/>
-          </w:tcPr>
-          <w:p>
-            <w:r>
-              <w:rPr>
-                <w:sz w:val="18"/>
-              </w:rPr>
-              <w:t>22个Web页面、管理页三次重构、备份恢复加固</w:t>
-            </w:r>
-          </w:p>
-        </w:tc>
-        <w:tc>
-          <w:tcPr>
-            <w:tcW w:type="dxa" w:w="2351"/>
-          </w:tcPr>
-          <w:p>
-            <w:r>
-              <w:rPr>
-                <w:sz w:val="18"/>
-              </w:rPr>
-              <w:t>Python 约 1200 行</w:t>
-            </w:r>
-          </w:p>
-        </w:tc>
-      </w:tr>
-      <w:tr>
-        <w:tc>
-          <w:tcPr>
-            <w:tcW w:type="dxa" w:w="2351"/>
-          </w:tcPr>
-          <w:p>
-            <w:r>
-              <w:rPr>
-                <w:sz w:val="18"/>
-              </w:rPr>
-              <w:t>07/13</w:t>
-            </w:r>
-          </w:p>
-        </w:tc>
-        <w:tc>
-          <w:tcPr>
-            <w:tcW w:type="dxa" w:w="2351"/>
-          </w:tcPr>
-          <w:p>
-            <w:r>
-              <w:rPr>
-                <w:sz w:val="18"/>
-              </w:rPr>
-              <w:t>代码质量修复</w:t>
-            </w:r>
-          </w:p>
-        </w:tc>
-        <w:tc>
-          <w:tcPr>
-            <w:tcW w:type="dxa" w:w="2351"/>
-          </w:tcPr>
-          <w:p>
-            <w:r>
-              <w:rPr>
-                <w:sz w:val="18"/>
-              </w:rPr>
-              <w:t>目录规范化、Pylint/Flake8清零、连接池、.env配置</w:t>
-            </w:r>
-          </w:p>
-        </w:tc>
-        <w:tc>
-          <w:tcPr>
-            <w:tcW w:type="dxa" w:w="2351"/>
-          </w:tcPr>
-          <w:p>
-            <w:r>
-              <w:rPr>
-                <w:sz w:val="18"/>
-              </w:rPr>
-              <w:t>重构约 30 文件</w:t>
-            </w:r>
-          </w:p>
-        </w:tc>
-      </w:tr>
-      <w:tr>
-        <w:tc>
-          <w:tcPr>
-            <w:tcW w:type="dxa" w:w="2351"/>
-          </w:tcPr>
-          <w:p>
-            <w:r>
-              <w:rPr>
-                <w:sz w:val="18"/>
-              </w:rPr>
-              <w:t>07/14</w:t>
-            </w:r>
-          </w:p>
-        </w:tc>
-        <w:tc>
-          <w:tcPr>
-            <w:tcW w:type="dxa" w:w="2351"/>
-          </w:tcPr>
-          <w:p>
-            <w:r>
-              <w:rPr>
-                <w:sz w:val="18"/>
-              </w:rPr>
-              <w:t>功能增强+图表</w:t>
-            </w:r>
-          </w:p>
-        </w:tc>
-        <w:tc>
-          <w:tcPr>
-            <w:tcW w:type="dxa" w:w="2351"/>
-          </w:tcPr>
-          <w:p>
-            <w:r>
-              <w:rPr>
-                <w:sz w:val="18"/>
-              </w:rPr>
-              <w:t>Plotly图表、Pydantic校验、专业管理、自动班级名</w:t>
-            </w:r>
-          </w:p>
-        </w:tc>
-        <w:tc>
-          <w:tcPr>
-            <w:tcW w:type="dxa" w:w="2351"/>
-          </w:tcPr>
-          <w:p>
-            <w:r>
-              <w:rPr>
-                <w:sz w:val="18"/>
-              </w:rPr>
-              <w:t>Python 约 500 行</w:t>
-            </w:r>
-          </w:p>
-        </w:tc>
-      </w:tr>
-      <w:tr>
-        <w:tc>
-          <w:tcPr>
-            <w:tcW w:type="dxa" w:w="2351"/>
-          </w:tcPr>
-          <w:p>
-            <w:r>
-              <w:rPr>
-                <w:sz w:val="18"/>
-              </w:rPr>
-              <w:t>07/15</w:t>
-            </w:r>
-          </w:p>
-        </w:tc>
-        <w:tc>
-          <w:tcPr>
-            <w:tcW w:type="dxa" w:w="2351"/>
-          </w:tcPr>
-          <w:p>
-            <w:r>
-              <w:rPr>
-                <w:sz w:val="18"/>
-              </w:rPr>
-              <w:t>大数据量支持</w:t>
-            </w:r>
-          </w:p>
-        </w:tc>
-        <w:tc>
-          <w:tcPr>
-            <w:tcW w:type="dxa" w:w="2351"/>
-          </w:tcPr>
-          <w:p>
-            <w:r>
-              <w:rPr>
-                <w:sz w:val="18"/>
-              </w:rPr>
-              <w:t>200万生成器、LOAD DATA优化、性能调优、数据修复</w:t>
-            </w:r>
-          </w:p>
-        </w:tc>
-        <w:tc>
-          <w:tcPr>
-            <w:tcW w:type="dxa" w:w="2351"/>
-          </w:tcPr>
-          <w:p>
-            <w:r>
-              <w:rPr>
-                <w:sz w:val="18"/>
-              </w:rPr>
-              <w:t>Python+SQL 约 300 行</w:t>
-            </w:r>
-          </w:p>
-        </w:tc>
-      </w:tr>
-      <w:tr>
-        <w:tc>
-          <w:tcPr>
-            <w:tcW w:type="dxa" w:w="2351"/>
-          </w:tcPr>
-          <w:p>
-            <w:r>
-              <w:rPr>
-                <w:sz w:val="18"/>
-              </w:rPr>
-              <w:t>07/16</w:t>
-            </w:r>
-          </w:p>
-        </w:tc>
-        <w:tc>
-          <w:tcPr>
-            <w:tcW w:type="dxa" w:w="2351"/>
-          </w:tcPr>
-          <w:p>
-            <w:r>
-              <w:rPr>
-                <w:sz w:val="18"/>
-              </w:rPr>
-              <w:t>文档收尾</w:t>
-            </w:r>
-          </w:p>
-        </w:tc>
-        <w:tc>
-          <w:tcPr>
-            <w:tcW w:type="dxa" w:w="2351"/>
-          </w:tcPr>
-          <w:p>
-            <w:r>
-              <w:rPr>
-                <w:sz w:val="18"/>
-              </w:rPr>
-              <w:t>PPT重构、说明书更新、代码附录、源码打包</w:t>
-            </w:r>
-          </w:p>
-        </w:tc>
-        <w:tc>
-          <w:tcPr>
-            <w:tcW w:type="dxa" w:w="2351"/>
-          </w:tcPr>
-          <w:p>
-            <w:r>
-              <w:rPr>
-                <w:sz w:val="18"/>
-              </w:rPr>
-              <w:t>文档约 2000 行</w:t>
-            </w:r>
-          </w:p>
-        </w:tc>
-      </w:tr>
-    </w:tbl>
-    <w:p>
-      <w:r>
-        <w:br w:type="page"/>
-      </w:r>
-    </w:p>
-    <w:p>
-      <w:pPr>
-        <w:pStyle w:val="Heading1"/>
-      </w:pPr>
-      <w:r>
-        <w:rPr>
-          <w:rFonts w:ascii="黑体" w:hAnsi="黑体" w:eastAsia="黑体"/>
-          <w:color w:val="1A5276"/>
-          <w:sz w:val="32"/>
-        </w:rPr>
-        <w:t>准备工作日：2026年7月6日 — 选题切换与日志体系搭建</w:t>
+        <w:t>第七日：7月6日 — 选题切换与项目初始化</w:t>
       </w:r>
     </w:p>
     <w:p>
@@ -618,7 +84,7 @@
           <w:sz w:val="18"/>
           <w:rFonts w:eastAsia="微软雅黑"/>
         </w:rPr>
-        <w:t xml:space="preserve">  1.0 选题切换  </w:t>
+        <w:t xml:space="preserve">  1.1 确定选题方向  </w:t>
       </w:r>
     </w:p>
     <w:p>
@@ -631,7 +97,7 @@
           <w:sz w:val="21"/>
           <w:rFonts w:eastAsia="宋体"/>
         </w:rPr>
-        <w:t>原始选定题目一"进销存管理系统"并完成了完整的数据库设计（17 张表、8 个视图、7 个触发器、15 个存储过程、4 个函数），实际工作量约 SQL 800 行。经综合评估后决定切换至题目二"学生成绩管理系统"。原进销存代码与文档完整保留至 archive/ 目录作为学习参考。</w:t>
+        <w:t>本课程设计最初选定题目一"进销存管理系统"，并完成了 17 张表、8 个视图、7 个触发器、15 个存储过程的完整数据库设计，累积 SQL 代码量约 800 行。完成全部建表 DDL 和初始数据脚本后，经综合评估决定切换至题目二"学生成绩管理系统"。原进销存代码完整保留至 archive/ 目录作为学习参考，新数据库命名为 db_sms（Student Management System）。</w:t>
       </w:r>
     </w:p>
     <w:p>
@@ -646,7 +112,7 @@
           <w:sz w:val="18"/>
           <w:rFonts w:eastAsia="微软雅黑"/>
         </w:rPr>
-        <w:t xml:space="preserve">  1.1 建表 DDL 设计  </w:t>
+        <w:t xml:space="preserve">  1.2 搭建日志与记忆体系  </w:t>
       </w:r>
     </w:p>
     <w:p>
@@ -659,7 +125,7 @@
           <w:sz w:val="21"/>
           <w:rFonts w:eastAsia="宋体"/>
         </w:rPr>
-        <w:t>完成新数据库 db_sms 的初始设计。研究任务书 7.2 节要求后，确定 5 张实体表（class、student、course、teacher、course_offering）和 3 张关系表（enrollment、teacher_course、grade_point_rule）的整体架构。确定核心设计规范：全小写+下划线表名、utf8mb4 字符集、utf8mb4_unicode_ci 排序规则、InnoDB 引擎、INT 自增主键，全部表采用逻辑删除（is_deleted 字段）。</w:t>
+        <w:t>建立三线并行的日志体系：开发日志（记录实际操作时间线和产出物）、问答日志（记录与 AI 交互的问题与回答）、AI 修正日志（记录 AI 错误输出与人工修正过程）。创建 CLAUDE.md 项目说明文件与 Memory 记忆系统，记录项目概况、设计规范、关键决策，确保 AI 在跨会话对话中保持上下文一致。</w:t>
       </w:r>
     </w:p>
     <w:p>
@@ -674,7 +140,7 @@
           <w:sz w:val="18"/>
           <w:rFonts w:eastAsia="微软雅黑"/>
         </w:rPr>
-        <w:t xml:space="preserve">  1.2 环境配置  </w:t>
+        <w:t xml:space="preserve">  1.3 配置开发环境  </w:t>
       </w:r>
     </w:p>
     <w:p>
@@ -687,63 +153,7 @@
           <w:sz w:val="21"/>
           <w:rFonts w:eastAsia="宋体"/>
         </w:rPr>
-        <w:t>配置 VS Code 开发环境，关闭 SQL 文件保存时自动格式化功能以避免 DDL 被误格式化。建立三线并行的日志体系——开发日志（记录实际操作）、问答日志（记录与 AI 的交互过程）、AI 修正日志（记录 AI 错误及人工修正），确保课程设计全过程可追溯。</w:t>
-      </w:r>
-    </w:p>
-    <w:p>
-      <w:pPr>
-        <w:shd w:fill="2E86C1" w:val="clear"/>
-        <w:spacing w:before="80" w:after="40"/>
-      </w:pPr>
-      <w:r>
-        <w:rPr>
-          <w:b/>
-          <w:color w:val="FFFFFF"/>
-          <w:sz w:val="18"/>
-          <w:rFonts w:eastAsia="微软雅黑"/>
-        </w:rPr>
-        <w:t xml:space="preserve">  1.3 视图与数据库对象规划  </w:t>
-      </w:r>
-    </w:p>
-    <w:p>
-      <w:pPr>
-        <w:spacing w:line="324" w:lineRule="auto"/>
-        <w:ind w:firstLine="420"/>
-      </w:pPr>
-      <w:r>
-        <w:rPr>
-          <w:sz w:val="21"/>
-          <w:rFonts w:eastAsia="宋体"/>
-        </w:rPr>
-        <w:t>初步确定视图方案：v_student_message（学生基本信息）、v_course_plan（选课安排列表）、v_enrollment（选课详情）。触发器方案：选课前名额检查、选课后人数更新、退选后人数更新。确定 9 个存储过程的功能边界和参数接口。</w:t>
-      </w:r>
-    </w:p>
-    <w:p>
-      <w:pPr>
-        <w:shd w:fill="2E86C1" w:val="clear"/>
-        <w:spacing w:before="80" w:after="40"/>
-      </w:pPr>
-      <w:r>
-        <w:rPr>
-          <w:b/>
-          <w:color w:val="FFFFFF"/>
-          <w:sz w:val="18"/>
-          <w:rFonts w:eastAsia="微软雅黑"/>
-        </w:rPr>
-        <w:t xml:space="preserve">  1.4 CLAUDE.md 与记忆体系  </w:t>
-      </w:r>
-    </w:p>
-    <w:p>
-      <w:pPr>
-        <w:spacing w:line="324" w:lineRule="auto"/>
-        <w:ind w:firstLine="420"/>
-      </w:pPr>
-      <w:r>
-        <w:rPr>
-          <w:sz w:val="21"/>
-          <w:rFonts w:eastAsia="宋体"/>
-        </w:rPr>
-        <w:t>创建 CLAUDE.md 项目说明文件和 C:\Users\CKC\.claude\projects\memory 记忆体系，记录项目概况、设计规范、关键决策和版本管理要求，确保 AI 在每次对话中保持上下文一致。</w:t>
+        <w:t>配置 VS Code 开发环境：关闭 SQL 文件保存时的自动格式化功能，避免 DDL 脚本被误格式化。确定项目编码规范：全小写+下划线表名、utf8mb4 字符集、utf8mb4_unicode_ci 排序规则、InnoDB 存储引擎、INT 自增主键、全部表采用逻辑删除（is_deleted 字段）。</w:t>
       </w:r>
     </w:p>
     <w:p>
@@ -761,7 +171,7 @@
           <w:color w:val="1A5276"/>
           <w:sz w:val="32"/>
         </w:rPr>
-        <w:t>第一天：2026年7月7日 — 数据库设计 + Python CLI 应用骨架</w:t>
+        <w:t>第一天：7月7日 — 数据库设计与 CLI 应用骨架搭建</w:t>
       </w:r>
     </w:p>
     <w:p>
@@ -789,7 +199,7 @@
           <w:sz w:val="21"/>
           <w:rFonts w:eastAsia="宋体"/>
         </w:rPr>
-        <w:t>深入讨论并确定了实体关系模型的核心决策。学生与班级之间采用 1:N 关系，直接在 student 表中添加 class_id 外键，不建中间表，避免过度设计。学生与课程之间为 M:N 关系，通过 enrollment 中间表实现，该中间表同时承担成绩存储功能。课程与教师之间为 M:N 关系，采用 teacher_course（讲授资格）和 course_offering（实际排课）两层设计，实现了讲授资格与排课安排的逻辑分离。</w:t>
+        <w:t>完成实体关系模型的核心决策。学生与班级之间采用 1:N 关系，在 student 表加 class_id 外键，不建中间表。学生与课程之间为 M:N 关系，通过 enrollment 中间表实现，该中间表同时承担成绩存储功能。课程与教师之间为 M:N 关系，采用 teacher_course（讲授资格）和 course_offering（实际排课）两层设计，实现逻辑分离。</w:t>
       </w:r>
     </w:p>
     <w:p>
@@ -804,7 +214,7 @@
           <w:sz w:val="18"/>
           <w:rFonts w:eastAsia="微软雅黑"/>
         </w:rPr>
-        <w:t xml:space="preserve">  2.2 逻辑结构设计  </w:t>
+        <w:t xml:space="preserve">  2.2 建表 DDL 设计  </w:t>
       </w:r>
     </w:p>
     <w:p>
@@ -817,7 +227,7 @@
           <w:sz w:val="21"/>
           <w:rFonts w:eastAsia="宋体"/>
         </w:rPr>
-        <w:t>完成 8 张表的完整 DDL 撰写。class 表（班级）包含 name、grade、major 字段；student 表（学生）包含 name、no（学号）、class_id（外键）、weighted_score（学籍分）、gpa（绩点分）字段；course 表（课程）包含 name、credit（学分）字段；teacher 表（教师）包含 name、no（工号）、title（职称）、phone（电话）字段；course_offering 表（排课）关联课程、教师和学期，包含选课时间窗口和人数限制字段；enrollment 表（选课）通过 offering_id 和 student_id 关联排课和学生，score 字段允许为 NULL（表示未录入）。</w:t>
+        <w:t>完成 8 张表的 DDL 设计。class（班级）含 name/grade/major 字段。student（学生）含 name/no（学号，唯一索引）/class_id（外键）/weighted_score（学籍分）/gpa（绩点分）字段。course（课程）含 name/credit。teacher（教师）含 name/no（工号）/title（职称，可空）/phone（电话，可空）。course_offering（排课）含 course_id+teacher_id+semester+max_students+三个时间窗口。enrollment（选课）含 offering_id+student_id（联合唯一索引）/score（可空）。teacher_course（讲授关系）含 teacher_id+course_id（联合唯一索引）。grade_point_rule（绩点规则）含 min_score/max_score/point。</w:t>
       </w:r>
     </w:p>
     <w:p>
@@ -845,7 +255,7 @@
           <w:sz w:val="21"/>
           <w:rFonts w:eastAsia="宋体"/>
         </w:rPr>
-        <w:t>完成 3 个视图的编写。v_student_message 封装学生与班级的基本信息联查，不暴露学籍分和绩点分敏感数据。v_course_plan 作为学生选课时的核心视图，输出课程名、教师名、剩余名额、选课状态（未开始/选课中/已截止/已结束）。v_enrollment 封装选课详情的多表联查。</w:t>
+        <w:t>完成 3 个视图的开发。v_student_message 封装学生与班级基本信息联查，不暴露学籍分/GPA。v_course_plan 作为学生选课视图，输出课程名、教师名、剩余名额和选课状态（未开始/选课中/已截止/已结束），是选课功能的核心数据源。v_enrollment 封装选课详情的五表联查（选课+学生+排课+课程+教师）。</w:t>
       </w:r>
     </w:p>
     <w:p>
@@ -860,7 +270,7 @@
           <w:sz w:val="18"/>
           <w:rFonts w:eastAsia="微软雅黑"/>
         </w:rPr>
-        <w:t xml:space="preserve">  2.4 触发器开发  </w:t>
+        <w:t xml:space="preserve">  2.4 存储函数开发  </w:t>
       </w:r>
     </w:p>
     <w:p>
@@ -873,7 +283,7 @@
           <w:sz w:val="21"/>
           <w:rFonts w:eastAsia="宋体"/>
         </w:rPr>
-        <w:t>完成 5 个触发器的开发。trg_enrollment_before_insert 在选课插入前检查名额，使用 FOR UPDATE 行级锁防止并发超卖。trg_enrollment_after_insert 在选课后自动更新 course_offering 的 current_students 加 1。trg_enrollment_after_update 检测 is_deleted 从 0 变 1（退选）时减 1。trg_enrollment_after_insert_score 和 trg_enrollment_after_update_score 在成绩录入或更新时，自动按加权平均公式重算学籍分和 GPA。</w:t>
+        <w:t>将存储过程中重复出现的"学号→学生 ID"和"工号→教师 ID"转换逻辑抽取为两个公共函数：fn_get_student_id 和 fn_get_teacher_id。采用 COLLATE utf8mb4_unicode_ci 确保字符串比较兼容排序规则。函数被 sp_enroll、sp_unenroll、sp_grade_input、teacher_tui 等多个模块复用。</w:t>
       </w:r>
     </w:p>
     <w:p>
@@ -888,7 +298,7 @@
           <w:sz w:val="18"/>
           <w:rFonts w:eastAsia="微软雅黑"/>
         </w:rPr>
-        <w:t xml:space="preserve">  2.5 存储过程与函数开发  </w:t>
+        <w:t xml:space="preserve">  2.5 选课与退选存储过程开发  </w:t>
       </w:r>
     </w:p>
     <w:p>
@@ -901,7 +311,7 @@
           <w:sz w:val="21"/>
           <w:rFonts w:eastAsia="宋体"/>
         </w:rPr>
-        <w:t>完成 9 个存储过程和 2 个存储函数的开发。sp_enroll 实现完整的选课事务，包含 4 步校验：学生存在性检查、排课有效期检查、重复选课检查、同一课程不同教师检查。sp_grade_input 实现成绩录入的三重身份校验。sp_student_roster 输出班级学生的完整学籍分名单。sp_class_grade_report 统计指定班级和课程的平均分、最高分、最低分、及格率。sp_student_semester_avg 按学期聚合学生成绩。sp_teacher_info 和 sp_teacher_list 提供教师授课统计报表。fn_get_student_id 和 fn_get_teacher_id 将学号/工号到 ID 的转换逻辑抽取为公共函数，减少存储过程重复代码。</w:t>
+        <w:t>sp_enroll 实现选课事务。包含 4 步校验：①fn_get_student_id 校验学生存在性；②检查排课在有效期（NOW BETWEEN enroll_start AND enroll_end）；③检查未重复选同一排课；④检查未选同一课程的不同教师（JOIN course_offering 查 course_id）。满足条件后 INSERT enrollment，触发器自动完成名额检查和人数更新。sp_unenroll 逻辑类似，校验后将 enrollment.is_deleted 更新为 1，触发器自动减人数。</w:t>
       </w:r>
     </w:p>
     <w:p>
@@ -916,7 +326,7 @@
           <w:sz w:val="18"/>
           <w:rFonts w:eastAsia="微软雅黑"/>
         </w:rPr>
-        <w:t xml:space="preserve">  2.6 AI 辅助与人工修正  </w:t>
+        <w:t xml:space="preserve">  2.6 成绩录入存储过程开发  </w:t>
       </w:r>
     </w:p>
     <w:p>
@@ -929,7 +339,7 @@
           <w:sz w:val="21"/>
           <w:rFonts w:eastAsia="宋体"/>
         </w:rPr>
-        <w:t>AI 生成了大部分 DDL 和存储过程的框架代码，但经过逐行审查发现以下问题：course_offering 表多加了一个 effective_time 字段与 enroll_start_time 语义重复，已删除。MySQL 8.0 默认 utf8mb4_0900_ai_ci 排序规则与数据库 utf8mb4_unicode_ci 冲突导致 1267 错误，通过在 pymysql 连接参数中加 collation=utf8mb4_unicode_ci 并在存储过程和函数中显式加 COLLATE 子句实现双重修复。enrollment 表同时存在 enroll_time 和 create_time 两个重复字段，删除 enroll_time。</w:t>
+        <w:t>sp_grade_input 实现成绩录入。包含三重身份校验：①通过 fn_get_teacher_id 校验教师工号存在性；②校验该教师是该排课的授课教师（WHERE co.teacher_id = 教师ID AND co.id = plan_id）；③校验成绩录入截止时间（NOW &lt;= co.grade_deadline）。校验通过后 UPDATE enrollment SET score，触发器自动重算学籍分和 GPA。</w:t>
       </w:r>
     </w:p>
     <w:p>
@@ -944,7 +354,7 @@
           <w:sz w:val="18"/>
           <w:rFonts w:eastAsia="微软雅黑"/>
         </w:rPr>
-        <w:t xml:space="preserve">  2.7 Python CLI 开发  </w:t>
+        <w:t xml:space="preserve">  2.7 统计报表存储过程开发  </w:t>
       </w:r>
     </w:p>
     <w:p>
@@ -957,7 +367,119 @@
           <w:sz w:val="21"/>
           <w:rFonts w:eastAsia="宋体"/>
         </w:rPr>
-        <w:t>搭建完整的命令行交互系统。main.py 作为统一入口，auth.py 处理登录认证（支持 admin/教师工号/学生学号三种身份识别）。工具函数层封装了 render_menu（数据驱动菜单渲染，支持自动编号和分列排版）、show_table（中英文混排自动对齐）、Paginator（通用分页器）、confirm（Y/n 确认）、cls（清屏）和 pause（按回车继续）等基础设施。角色模块按学生、教师、教务三类分离，代码结构清晰。</w:t>
+        <w:t>完成 5 个统计报表 SP。sp_student_roster 按班级输出学生学籍分和 GPA。sp_class_grade_report 统计某班某课程的平均分、最高分、最低分、及格率。sp_student_semester_avg 按学期聚合某学生的课程数和平均分。sp_teacher_info 查询单个教师的排课数、选课学生数和已录入成绩数。sp_teacher_list 列出全部教师的授课统计并按排课数降序排列。</w:t>
+      </w:r>
+    </w:p>
+    <w:p>
+      <w:pPr>
+        <w:shd w:fill="2E86C1" w:val="clear"/>
+        <w:spacing w:before="80" w:after="40"/>
+      </w:pPr>
+      <w:r>
+        <w:rPr>
+          <w:b/>
+          <w:color w:val="FFFFFF"/>
+          <w:sz w:val="18"/>
+          <w:rFonts w:eastAsia="微软雅黑"/>
+        </w:rPr>
+        <w:t xml:space="preserve">  2.8 触发器开发  </w:t>
+      </w:r>
+    </w:p>
+    <w:p>
+      <w:pPr>
+        <w:spacing w:line="324" w:lineRule="auto"/>
+        <w:ind w:firstLine="420"/>
+      </w:pPr>
+      <w:r>
+        <w:rPr>
+          <w:sz w:val="21"/>
+          <w:rFonts w:eastAsia="宋体"/>
+        </w:rPr>
+        <w:t>完成 5 个触发器的开发。trg_enrollment_before_insert 在 INSERT 前检查名额，使用 FOR UPDATE 行级锁防止并发超卖。trg_enrollment_after_insert 在 INSERT 后更新排课人数+1。trg_enrollment_after_update 检测逻辑删除（is_deleted: 0→1）时更新人数-1。trg_enrollment_after_insert_score 和 trg_enrollment_after_update_score 在成绩变化时自动重算学籍分（加权平均）和 GPA（学分绩点加权平均）。</w:t>
+      </w:r>
+    </w:p>
+    <w:p>
+      <w:pPr>
+        <w:shd w:fill="2E86C1" w:val="clear"/>
+        <w:spacing w:before="80" w:after="40"/>
+      </w:pPr>
+      <w:r>
+        <w:rPr>
+          <w:b/>
+          <w:color w:val="FFFFFF"/>
+          <w:sz w:val="18"/>
+          <w:rFonts w:eastAsia="微软雅黑"/>
+        </w:rPr>
+        <w:t xml:space="preserve">  2.9 排序规则冲突修复  </w:t>
+      </w:r>
+    </w:p>
+    <w:p>
+      <w:pPr>
+        <w:spacing w:line="324" w:lineRule="auto"/>
+        <w:ind w:firstLine="420"/>
+      </w:pPr>
+      <w:r>
+        <w:rPr>
+          <w:sz w:val="21"/>
+          <w:rFonts w:eastAsia="宋体"/>
+        </w:rPr>
+        <w:t>MySQL 8.0 默认排序规则为 utf8mb4_0900_ai_ci，与数据库的 utf8mb4_unicode_ci 不兼容，存储过程执行时报错 1267。修复方案：在 pymysql 连接参数中指定 collation=utf8mb4_unicode_ci，并在所有存储过程和函数的字符串比较字段后显式加 COLLATE utf8mb4_unicode_ci 子句。</w:t>
+      </w:r>
+    </w:p>
+    <w:p>
+      <w:pPr>
+        <w:shd w:fill="2E86C1" w:val="clear"/>
+        <w:spacing w:before="80" w:after="40"/>
+      </w:pPr>
+      <w:r>
+        <w:rPr>
+          <w:b/>
+          <w:color w:val="FFFFFF"/>
+          <w:sz w:val="18"/>
+          <w:rFonts w:eastAsia="微软雅黑"/>
+        </w:rPr>
+        <w:t xml:space="preserve">  2.10 Python CLI 骨架搭建  </w:t>
+      </w:r>
+    </w:p>
+    <w:p>
+      <w:pPr>
+        <w:spacing w:line="324" w:lineRule="auto"/>
+        <w:ind w:firstLine="420"/>
+      </w:pPr>
+      <w:r>
+        <w:rPr>
+          <w:sz w:val="21"/>
+          <w:rFonts w:eastAsia="宋体"/>
+        </w:rPr>
+        <w:t>创建完整的命令行交互系统。main.py 作为统一入口。auth.py 处理登录认证，支持 admin、教师工号、学生学号三种身份识别。utils.py 封装 render_menu（数据驱动菜单）、show_table（中英文自动对齐）、Paginator（分页器）、confirm（确认）、cls（清屏）、pause（暂停）等基础设施。角色模块按 student_tui（学生功能）、teacher_tui（教师功能）、admin（教务功能）分类管理。tester.py 作为测试员跳板，可切换任意角色身份。</w:t>
+      </w:r>
+    </w:p>
+    <w:p>
+      <w:pPr>
+        <w:shd w:fill="2E86C1" w:val="clear"/>
+        <w:spacing w:before="80" w:after="40"/>
+      </w:pPr>
+      <w:r>
+        <w:rPr>
+          <w:b/>
+          <w:color w:val="FFFFFF"/>
+          <w:sz w:val="18"/>
+          <w:rFonts w:eastAsia="微软雅黑"/>
+        </w:rPr>
+        <w:t xml:space="preserve">  2.11 AI 辅助开发与修正记录  </w:t>
+      </w:r>
+    </w:p>
+    <w:p>
+      <w:pPr>
+        <w:spacing w:line="324" w:lineRule="auto"/>
+        <w:ind w:firstLine="420"/>
+      </w:pPr>
+      <w:r>
+        <w:rPr>
+          <w:sz w:val="21"/>
+          <w:rFonts w:eastAsia="宋体"/>
+        </w:rPr>
+        <w:t>AI 生成了 DDL 和存储过程的框架代码，但经人工审核发现多处问题：course_offering 的 effective_time 字段与 enroll_start_time 语义重复（已删除）；enrollment 同时存在 enroll_time 和 create_time（已删除重复字段）；sp_enroll 未能检查同一课程不同教师的排课问题（已新增第 4 步校验）；sp_show_courses 同样存在该问题（已新增 course_id NOT IN 子查询）；tester.py 自建子菜单与角色代码大量重复（已精简为 83 行跳板）。</w:t>
       </w:r>
     </w:p>
     <w:p>
@@ -975,7 +497,7 @@
           <w:color w:val="1A5276"/>
           <w:sz w:val="32"/>
         </w:rPr>
-        <w:t>第二天：2026年7月8日 — CLI 功能完整实现</w:t>
+        <w:t>第二天：7月8日 — CLI 功能完整实现与 Streamlit 起步</w:t>
       </w:r>
     </w:p>
     <w:p>
@@ -990,7 +512,7 @@
           <w:sz w:val="18"/>
           <w:rFonts w:eastAsia="微软雅黑"/>
         </w:rPr>
-        <w:t xml:space="preserve">  3.1 班级管理 CRUD  </w:t>
+        <w:t xml:space="preserve">  3.1 六大实体 CRUD 开发  </w:t>
       </w:r>
     </w:p>
     <w:p>
@@ -1003,7 +525,7 @@
           <w:sz w:val="21"/>
           <w:rFonts w:eastAsia="宋体"/>
         </w:rPr>
-        <w:t>完成班级管理的完整增删改查。新增时校验班级名称、年级、专业的必填性。修改采用逐字段交互模式，每字段显示当前值，回车则保留原值不修改。删除采用逻辑删除（SET is_deleted=1）。所有操作结果通过终端即时反馈。</w:t>
+        <w:t>完成班级、课程、教师、学生、排课、选课六大实体的增删改查功能。新增时校验必填字段和外键约束。修改采用逐字段交互模式，每字段显示当前值，回车保留原值。删除采用逻辑删除（SET is_deleted=1）。教师管理的职称和电话设计为可空字段。学生新增时列出可选班级列表。排课新增时自动筛选有资格的教师。</w:t>
       </w:r>
     </w:p>
     <w:p>
@@ -1018,7 +540,7 @@
           <w:sz w:val="18"/>
           <w:rFonts w:eastAsia="微软雅黑"/>
         </w:rPr>
-        <w:t xml:space="preserve">  3.2 课程管理 CRUD  </w:t>
+        <w:t xml:space="preserve">  3.2 分页器组件推广  </w:t>
       </w:r>
     </w:p>
     <w:p>
@@ -1031,7 +553,7 @@
           <w:sz w:val="21"/>
           <w:rFonts w:eastAsia="宋体"/>
         </w:rPr>
-        <w:t>完成课程管理的完整增删改查。学分字段支持小数（如 3.0），新增时检查课程名是否已存在（含已逻辑删除的），支持已删除课程的恢复操作。</w:t>
+        <w:t>将 Paginator 分页器组件推广至十余处列表展示场景：5 个管理菜单、班级学生名单、教师列表、我的成绩、可选课程列表、成绩录入排课选择、课程学生列表等。每页固定显示 10 条记录，支持上一页/下一页翻页。</w:t>
       </w:r>
     </w:p>
     <w:p>
@@ -1046,7 +568,7 @@
           <w:sz w:val="18"/>
           <w:rFonts w:eastAsia="微软雅黑"/>
         </w:rPr>
-        <w:t xml:space="preserve">  3.3 教师管理 CRUD  </w:t>
+        <w:t xml:space="preserve">  3.3 教师成绩录入流程优化  </w:t>
       </w:r>
     </w:p>
     <w:p>
@@ -1059,7 +581,7 @@
           <w:sz w:val="21"/>
           <w:rFonts w:eastAsia="宋体"/>
         </w:rPr>
-        <w:t>完成教师管理的完整增删改查。职称（title）和电话（phone）字段设计为可空，新增时若回车跳过则存为 NULL。教师工号格式为 T 开头+数字。</w:t>
+        <w:t>教师成绩录入改为两步分页模式：第一步使用分页器展示该教师的全部排课，显示每门课的已选人数和上限；第二步进入循环录入界面，输入学号后自动校验是否在选课名单中，录入完成后自动刷新成绩列表。支持 CSV 文件批量导入，逐行调用 sp_grade_input 并反馈处理结果。</w:t>
       </w:r>
     </w:p>
     <w:p>
@@ -1074,7 +596,7 @@
           <w:sz w:val="18"/>
           <w:rFonts w:eastAsia="微软雅黑"/>
         </w:rPr>
-        <w:t xml:space="preserve">  3.4 学生管理 CRUD  </w:t>
+        <w:t xml:space="preserve">  3.4 Streamlit 双界面起步  </w:t>
       </w:r>
     </w:p>
     <w:p>
@@ -1087,7 +609,7 @@
           <w:sz w:val="21"/>
           <w:rFonts w:eastAsia="宋体"/>
         </w:rPr>
-        <w:t>完成学生管理的完整增删改查。新增时列出可选班级列表供选择。学号格式校验为纯数字。同样支持已逻辑删除学生的恢复操作。</w:t>
+        <w:t>开始构建 Streamlit Web 界面。app.py 采用 session_state 管理用户登录状态，st.navigation 实现多页导航。完成学生端 5 个页面（可选课程、选课、退选、我的成绩、学期均分）和教师端 3 个页面（录入成绩、批量 CSV 上传、查看课程学生）。</w:t>
       </w:r>
     </w:p>
     <w:p>
@@ -1102,7 +624,7 @@
           <w:sz w:val="18"/>
           <w:rFonts w:eastAsia="微软雅黑"/>
         </w:rPr>
-        <w:t xml:space="preserve">  3.5 排课管理 CRUD  </w:t>
+        <w:t xml:space="preserve">  3.5 代码质量优化  </w:t>
       </w:r>
     </w:p>
     <w:p>
@@ -1115,203 +637,7 @@
           <w:sz w:val="21"/>
           <w:rFonts w:eastAsia="宋体"/>
         </w:rPr>
-        <w:t>完成排课管理的完整增删改查。新增时先选择课程，系统自动从 teacher_course 表中筛选有资格讲授该课程的老师。学期格式限定为 YYYY-YYYY-S。设置选课开始时间、截止时间和成绩录入截止时间三个时间节点。</w:t>
-      </w:r>
-    </w:p>
-    <w:p>
-      <w:pPr>
-        <w:shd w:fill="2E86C1" w:val="clear"/>
-        <w:spacing w:before="80" w:after="40"/>
-      </w:pPr>
-      <w:r>
-        <w:rPr>
-          <w:b/>
-          <w:color w:val="FFFFFF"/>
-          <w:sz w:val="18"/>
-          <w:rFonts w:eastAsia="微软雅黑"/>
-        </w:rPr>
-        <w:t xml:space="preserve">  3.6 选课管理  </w:t>
-      </w:r>
-    </w:p>
-    <w:p>
-      <w:pPr>
-        <w:spacing w:line="324" w:lineRule="auto"/>
-        <w:ind w:firstLine="420"/>
-      </w:pPr>
-      <w:r>
-        <w:rPr>
-          <w:sz w:val="21"/>
-          <w:rFonts w:eastAsia="宋体"/>
-        </w:rPr>
-        <w:t>教务端实现选课记录查看和强制退选功能。选课列表支持分页显示。</w:t>
-      </w:r>
-    </w:p>
-    <w:p>
-      <w:pPr>
-        <w:shd w:fill="2E86C1" w:val="clear"/>
-        <w:spacing w:before="80" w:after="40"/>
-      </w:pPr>
-      <w:r>
-        <w:rPr>
-          <w:b/>
-          <w:color w:val="FFFFFF"/>
-          <w:sz w:val="18"/>
-          <w:rFonts w:eastAsia="微软雅黑"/>
-        </w:rPr>
-        <w:t xml:space="preserve">  3.7 分页器（Paginator）推广  </w:t>
-      </w:r>
-    </w:p>
-    <w:p>
-      <w:pPr>
-        <w:spacing w:line="324" w:lineRule="auto"/>
-        <w:ind w:firstLine="420"/>
-      </w:pPr>
-      <w:r>
-        <w:rPr>
-          <w:sz w:val="21"/>
-          <w:rFonts w:eastAsia="宋体"/>
-        </w:rPr>
-        <w:t>将 Paginator 通用分页器组件推广至全部列表展示场景：5 个管理菜单、班级学生名单、教师列表、我的成绩、可选课程列表、成绩录入排课选择、课程学生列表等十余处。每页固定显示 10 条，支持上一页/下一页翻页操作。</w:t>
-      </w:r>
-    </w:p>
-    <w:p>
-      <w:pPr>
-        <w:shd w:fill="2E86C1" w:val="clear"/>
-        <w:spacing w:before="80" w:after="40"/>
-      </w:pPr>
-      <w:r>
-        <w:rPr>
-          <w:b/>
-          <w:color w:val="FFFFFF"/>
-          <w:sz w:val="18"/>
-          <w:rFonts w:eastAsia="微软雅黑"/>
-        </w:rPr>
-        <w:t xml:space="preserve">  3.8 教师端成绩录入优化  </w:t>
-      </w:r>
-    </w:p>
-    <w:p>
-      <w:pPr>
-        <w:spacing w:line="324" w:lineRule="auto"/>
-        <w:ind w:firstLine="420"/>
-      </w:pPr>
-      <w:r>
-        <w:rPr>
-          <w:sz w:val="21"/>
-          <w:rFonts w:eastAsia="宋体"/>
-        </w:rPr>
-        <w:t>成绩录入流程从直接输入排课 ID 改进为两步分页操作：第一步使用分页器展示该教师的全部排课列表（显示每门课的已选人数和上限），选择排课后进入第二步循环录入模式，输入学号后自动校验该学生是否在选课名单中，录入完成后自动刷新列表显示最新成绩。</w:t>
-      </w:r>
-    </w:p>
-    <w:p>
-      <w:pPr>
-        <w:shd w:fill="2E86C1" w:val="clear"/>
-        <w:spacing w:before="80" w:after="40"/>
-      </w:pPr>
-      <w:r>
-        <w:rPr>
-          <w:b/>
-          <w:color w:val="FFFFFF"/>
-          <w:sz w:val="18"/>
-          <w:rFonts w:eastAsia="微软雅黑"/>
-        </w:rPr>
-        <w:t xml:space="preserve">  3.9 CSV 批量录入  </w:t>
-      </w:r>
-    </w:p>
-    <w:p>
-      <w:pPr>
-        <w:spacing w:line="324" w:lineRule="auto"/>
-        <w:ind w:firstLine="420"/>
-      </w:pPr>
-      <w:r>
-        <w:rPr>
-          <w:sz w:val="21"/>
-          <w:rFonts w:eastAsia="宋体"/>
-        </w:rPr>
-        <w:t>教师端支持通过 CSV 文件批量导入成绩。文件格式为 plan_id, student_no, score，系统逐行调用 sp_grade_input 存储过程，成功和失败行数分别统计并逐行反馈错误信息。</w:t>
-      </w:r>
-    </w:p>
-    <w:p>
-      <w:pPr>
-        <w:shd w:fill="2E86C1" w:val="clear"/>
-        <w:spacing w:before="80" w:after="40"/>
-      </w:pPr>
-      <w:r>
-        <w:rPr>
-          <w:b/>
-          <w:color w:val="FFFFFF"/>
-          <w:sz w:val="18"/>
-          <w:rFonts w:eastAsia="微软雅黑"/>
-        </w:rPr>
-        <w:t xml:space="preserve">  3.10 排序规则修复  </w:t>
-      </w:r>
-    </w:p>
-    <w:p>
-      <w:pPr>
-        <w:spacing w:line="324" w:lineRule="auto"/>
-        <w:ind w:firstLine="420"/>
-      </w:pPr>
-      <w:r>
-        <w:rPr>
-          <w:sz w:val="21"/>
-          <w:rFonts w:eastAsia="宋体"/>
-        </w:rPr>
-        <w:t>MySQL 8.0 默认排序规则为 utf8mb4_0900_ai_ci 导致存储过程字符串比较报错 1267。修复方案为在 pymysql 连接参数中指定 collation=utf8mb4_unicode_ci，并在存储过程和函数的字符串比较字段后加 COLLATE utf8mb4_unicode_ci 子句实现双保险。</w:t>
-      </w:r>
-    </w:p>
-    <w:p>
-      <w:pPr>
-        <w:shd w:fill="2E86C1" w:val="clear"/>
-        <w:spacing w:before="80" w:after="40"/>
-      </w:pPr>
-      <w:r>
-        <w:rPr>
-          <w:b/>
-          <w:color w:val="FFFFFF"/>
-          <w:sz w:val="18"/>
-          <w:rFonts w:eastAsia="微软雅黑"/>
-        </w:rPr>
-        <w:t xml:space="preserve">  3.11 Streamlit 起步  </w:t>
-      </w:r>
-    </w:p>
-    <w:p>
-      <w:pPr>
-        <w:spacing w:line="324" w:lineRule="auto"/>
-        <w:ind w:firstLine="420"/>
-      </w:pPr>
-      <w:r>
-        <w:rPr>
-          <w:sz w:val="21"/>
-          <w:rFonts w:eastAsia="宋体"/>
-        </w:rPr>
-        <w:t>开始 Web 界面开发。app.py 采用 session_state 管理用户登录状态，建立 st.navigation 原生多页导航系统。完成学生端 5 个页面（可选课程、选课、退选、我的成绩、学期均分）和教师端 3 个页面（录入成绩、批量 CSV 上传、查看课程学生）。</w:t>
-      </w:r>
-    </w:p>
-    <w:p>
-      <w:pPr>
-        <w:shd w:fill="2E86C1" w:val="clear"/>
-        <w:spacing w:before="80" w:after="40"/>
-      </w:pPr>
-      <w:r>
-        <w:rPr>
-          <w:b/>
-          <w:color w:val="FFFFFF"/>
-          <w:sz w:val="18"/>
-          <w:rFonts w:eastAsia="微软雅黑"/>
-        </w:rPr>
-        <w:t xml:space="preserve">  3.12 代码质量优化  </w:t>
-      </w:r>
-    </w:p>
-    <w:p>
-      <w:pPr>
-        <w:spacing w:line="324" w:lineRule="auto"/>
-        <w:ind w:firstLine="420"/>
-      </w:pPr>
-      <w:r>
-        <w:rPr>
-          <w:sz w:val="21"/>
-          <w:rFonts w:eastAsia="宋体"/>
-        </w:rPr>
-        <w:t>tester.py 从 175 行自建子菜单和 lambda 包装精简为 83 行跳板，直接调用真实 menu 函数，消除全部重复代码。修复 import 路径兼容性问题。为 my_grades 和 semester_avg 函数增加 paged 参数，支持 CLI 分页模式和 Streamlit 数据返回模式双调用。</w:t>
+        <w:t>tester.py 从 175 行自建子菜单精简为 83 行跳板，直接调用真实 menu 函数消除重复代码。为 my_grades 和 semester_avg 函数增加 paged 参数，支持 CLI 和 Streamlit 双模式调用。重构 import 路径，解决 core/ 模块在双界面下的导入兼容性问题。</w:t>
       </w:r>
     </w:p>
     <w:p>
@@ -1329,7 +655,7 @@
           <w:color w:val="1A5276"/>
           <w:sz w:val="32"/>
         </w:rPr>
-        <w:t>第三天：2026年7月9日 — Streamlit 双界面搭建</w:t>
+        <w:t>第三天：7月9日 — Streamlit 教务端页面开发与架构迭代</w:t>
       </w:r>
     </w:p>
     <w:p>
@@ -1357,7 +683,7 @@
           <w:sz w:val="21"/>
           <w:rFonts w:eastAsia="宋体"/>
         </w:rPr>
-        <w:t>完成教务管理员的全部 Streamlit 页面。查询统计类 6 个：数据概览（6 个 COUNT 统计）、班级学生名单（选班级→sp_student_roster）、班级成绩统计（双列选班级+课程→5 个 metric）、班级成绩明细（每人每课成绩登记册）、教师信息、教师列表。数据管理类 6 个：班级管理、课程管理、教师管理、学生管理、排课管理、选课管理。系统工具类 2 个：备份数据、恢复数据。</w:t>
+        <w:t>完成教务端全部 Streamlit 页面。查询统计类 6 个（数据概览、班级学生名单、班级成绩统计、班级成绩明细、教师信息、教师列表）。数据管理类 6 个（班级管理、课程管理、教师管理、学生管理、排课管理、选课管理）。系统工具类 2 个（备份、恢复）。各页面复用 CLI 阶段开发的查询函数和存储过程。</w:t>
       </w:r>
     </w:p>
     <w:p>
@@ -1372,7 +698,7 @@
           <w:sz w:val="18"/>
           <w:rFonts w:eastAsia="微软雅黑"/>
         </w:rPr>
-        <w:t xml:space="preserve">  4.2 管理页面架构重构（三次迭代）  </w:t>
+        <w:t xml:space="preserve">  4.2 管理页面组件架构三次重构  </w:t>
       </w:r>
     </w:p>
     <w:p>
@@ -1385,7 +711,7 @@
           <w:sz w:val="21"/>
           <w:rFonts w:eastAsia="宋体"/>
         </w:rPr>
-        <w:t>管理页面的组件架构经历了三次重大迭代。第一次使用 st.tabs 按"新增/修改/删除"分 tab，发现 Streamlit 同时渲染所有 tab 导致组件互相干扰，改为 st.radio 单模式渲染。第二次使用 st.form + st.form_submit_button 包裹表单，发现在动态 key 下修改时预填值不更新、保存按钮无效，全部改为 st.button + 动态 key + session_state 消息传递。第三次新增班级管理自动生成班级名功能，年级和专业改为 selectbox 下拉联动。</w:t>
+        <w:t>管理页面的组件架构经历了三次重大迭代。第一次使用 st.tabs 按新增/修改/删除分 tab，发现 Streamlit 同时渲染全部 tab 导致组件互相干扰（如一个 tab 中的 selectbox 值影响其他 tab），改用 st.radio 单模式渲染。第二次使用 st.form + st.form_submit_button 包裹表单，发现动态 widget key 下预填值不更新、保存按钮无效，全部改为 st.button + 动态 key + session_state 消息传递。第三次发现操作成功后消息被 st.rerun 清掉，改用 st.toast 弹窗通知。</w:t>
       </w:r>
     </w:p>
     <w:p>
@@ -1413,7 +739,7 @@
           <w:sz w:val="21"/>
           <w:rFonts w:eastAsia="宋体"/>
         </w:rPr>
-        <w:t>备份命令补全 --routines（存储过程和函数）、--triggers（触发器）、--add-drop-table（恢复前先 DROP）三个参数。恢复功能弃用 DROP DATABASE 方式，改用 SET FOREIGN_KEY_CHECKS=0 包裹 SQL 文件内容，避免因外键约束导致恢复中断。增加 Windows 下 tempfile 临时文件处理机制，解决管道死锁问题。</w:t>
+        <w:t>备份命令补全 --routines（存储过程）、--triggers（触发器）、--add-drop-table（恢复前先 DROP）。恢复功能弃用 DROP DATABASE 方式，改用 SET FOREIGN_KEY_CHECKS=0 包裹 SQL 文件，避免外键约束中断恢复。增加 Windows tempfile 临时文件处理，解决管道死锁。</w:t>
       </w:r>
     </w:p>
     <w:p>
@@ -1428,7 +754,7 @@
           <w:sz w:val="18"/>
           <w:rFonts w:eastAsia="微软雅黑"/>
         </w:rPr>
-        <w:t xml:space="preserve">  4.4 导航系统升级  </w:t>
+        <w:t xml:space="preserve">  4.4 连接池配置  </w:t>
       </w:r>
     </w:p>
     <w:p>
@@ -1441,35 +767,7 @@
           <w:sz w:val="21"/>
           <w:rFonts w:eastAsia="宋体"/>
         </w:rPr>
-        <w:t>侧边栏从 st.radio 手工切换页面升级为 st.navigation 原生多页导航系统。22 个页面按角色分三组：学生（5 页）、教师（3 页）、教务（14 页）。退出登录后自动触发 st.rerun 回到登录页，导航菜单自动重建。</w:t>
-      </w:r>
-    </w:p>
-    <w:p>
-      <w:pPr>
-        <w:shd w:fill="2E86C1" w:val="clear"/>
-        <w:spacing w:before="80" w:after="40"/>
-      </w:pPr>
-      <w:r>
-        <w:rPr>
-          <w:b/>
-          <w:color w:val="FFFFFF"/>
-          <w:sz w:val="18"/>
-          <w:rFonts w:eastAsia="微软雅黑"/>
-        </w:rPr>
-        <w:t xml:space="preserve">  4.5 连接池引入  </w:t>
-      </w:r>
-    </w:p>
-    <w:p>
-      <w:pPr>
-        <w:spacing w:line="324" w:lineRule="auto"/>
-        <w:ind w:firstLine="420"/>
-      </w:pPr>
-      <w:r>
-        <w:rPr>
-          <w:sz w:val="21"/>
-          <w:rFonts w:eastAsia="宋体"/>
-        </w:rPr>
-        <w:t>引入 SQLAlchemy QueuePool 管理数据库连接。配置 pool_size=5（常驻连接数）、max_overflow=10（峰值额外连接数）、pool_pre_ping=True（取连接前自动检测）、pool_recycle=3600（1 小时回收）。_make_page 包装器使用 try/finally 模式确保连接安全归还。</w:t>
+        <w:t>引入 SQLAlchemy QueuePool 管理数据库连接。配置 pool_size=5（常驻连接数）、max_overflow=10（峰值连接数）、pool_pre_ping=True（取连接前自动检测）、pool_recycle=3600（1 小时回收）。_make_page 包装器使用 try/except/finally 模式，异常时先 rollback 再归还连接，防止未决事务污染连接池。</w:t>
       </w:r>
     </w:p>
     <w:p>
@@ -1487,7 +785,7 @@
           <w:color w:val="1A5276"/>
           <w:sz w:val="32"/>
         </w:rPr>
-        <w:t>第四天：2026年7月13日 — 代码质量修复与规范化</w:t>
+        <w:t>第四天：7月13日 — 代码质量修复与规范化</w:t>
       </w:r>
     </w:p>
     <w:p>
@@ -1502,7 +800,7 @@
           <w:sz w:val="18"/>
           <w:rFonts w:eastAsia="微软雅黑"/>
         </w:rPr>
-        <w:t xml:space="preserve">  5.1 目录结构规范化  </w:t>
+        <w:t xml:space="preserve">  5.1 目录结构规范  </w:t>
       </w:r>
     </w:p>
     <w:p>
@@ -1515,7 +813,7 @@
           <w:sz w:val="21"/>
           <w:rFonts w:eastAsia="宋体"/>
         </w:rPr>
-        <w:t>按照标准化项目结构对目录进行重组：SQL/ → sql/，document/上交/ → document/submission/。清理 document/ 根目录下过时的日志副本，确保 dev-log/ 为唯一日志来源。添加 README.md 项目说明文件，包含快速开始、技术栈、项目结构等基本信息。</w:t>
+        <w:t>对项目目录进行规范化整理。SQL/ → sql/，document/上交/ → document/submission/。清理过时的日志副本。添加 README.md 项目说明文件。</w:t>
       </w:r>
     </w:p>
     <w:p>
@@ -1543,7 +841,7 @@
           <w:sz w:val="21"/>
           <w:rFonts w:eastAsia="宋体"/>
         </w:rPr>
-        <w:t>对项目进行全面的代码质量检查与修复。修复 Pylint 全部警告，包括未使用的 import、变量命名不规范、函数过长等问题。统一算术运算符空格规范（Flake8 E226）。统一代码格式规范。</w:t>
+        <w:t>修复 Pylint 全部警告（未使用的 import、不规范变量命名、过长函数等）。统一算术运算符空格规范。统一代码格式。更新 requirements.txt，补充遗漏的 python-dotenv、sqlalchemy、pydantic 依赖。</w:t>
       </w:r>
     </w:p>
     <w:p>
@@ -1558,7 +856,7 @@
           <w:sz w:val="18"/>
           <w:rFonts w:eastAsia="微软雅黑"/>
         </w:rPr>
-        <w:t xml:space="preserve">  5.3 环境配置完善  </w:t>
+        <w:t xml:space="preserve">  5.3 数据库配置迁移  </w:t>
       </w:r>
     </w:p>
     <w:p>
@@ -1571,7 +869,7 @@
           <w:sz w:val="21"/>
           <w:rFonts w:eastAsia="宋体"/>
         </w:rPr>
-        <w:t>数据库连接配置迁移至 .env 文件（DB_HOST/DB_PORT/DB_USER/DB_PASSWORD/DB_NAME），支持环境变量覆盖默认值。更新 requirements.txt，移除未使用的 numpy，补充遗漏的 python-dotenv、sqlalchemy、pydantic 依赖。</w:t>
+        <w:t>数据库连接配置从硬编码迁移至 .env 文件管理，支持环境变量覆盖默认值。</w:t>
       </w:r>
     </w:p>
     <w:p>
@@ -1589,7 +887,7 @@
           <w:color w:val="1A5276"/>
           <w:sz w:val="32"/>
         </w:rPr>
-        <w:t>第五天：2026年7月14日 — 功能增强与交互式图表</w:t>
+        <w:t>第五天：7月14日 — 交互式图表与功能增强</w:t>
       </w:r>
     </w:p>
     <w:p>
@@ -1617,7 +915,7 @@
           <w:sz w:val="21"/>
           <w:rFonts w:eastAsia="宋体"/>
         </w:rPr>
-        <w:t>引入 Pydantic 模型进行全表单输入校验。创建 StudentCreate、TeacherCreate、ClassCreate、CourseCreate、GradeRecord 等校验模型，统一通过 validate_or_error 函数调用。学生学号校验 8-12 位纯数字，教师工号校验 T+数字格式，学分校验范围 0.5~30.0，成绩校验范围 0~100。校验失败时通过 st.toast 显示中文错误提示。所有 st.text_input 配置 max_chars 参数，前端与后端长度限制严格对齐。</w:t>
+        <w:t>引入 Pydantic 模型进行全表单校验。创建 StudentCreate、TeacherCreate、ClassCreate、CourseCreate、GradeRecord 等校验模型，通过 validate_or_error 统一调用。学号校验 8-12 位纯数字，工号校验 T+数字格式。校验失败通过 st.toast 显示中文错误。全部 text_input 配置 max_chars 与后端对齐。</w:t>
       </w:r>
     </w:p>
     <w:p>
@@ -1632,7 +930,7 @@
           <w:sz w:val="18"/>
           <w:rFonts w:eastAsia="微软雅黑"/>
         </w:rPr>
-        <w:t xml:space="preserve">  6.2 Plotly 交互式图表系统  </w:t>
+        <w:t xml:space="preserve">  6.2 Plotly 交互式图表  </w:t>
       </w:r>
     </w:p>
     <w:p>
@@ -1645,7 +943,7 @@
           <w:sz w:val="21"/>
           <w:rFonts w:eastAsia="宋体"/>
         </w:rPr>
-        <w:t>引入 Plotly Express 图表库。数据概览页面增加 3 个饼图（学生/班级/教师状态分布）和 2 个柱状图（各专业班级数、各年级学生数）。班级学生名单页面增加学籍分和绩点分分布饼图，按照优秀（≥90/≥4.0）、良好（80~89/3.0~3.9）、中等（70~79/2.0~2.9）、及格（60~69/1.5~1.9）、不及格（&lt;60/&lt;1.5）分档。班级成绩统计增加成绩分布柱状图。教师查看课程学生页面增加成绩分布饼图与排行柱状图（左右并排）。学生我的成绩页面增加各科成绩柱状图并标注 60 分红色虚线及格线。教师列表增加排课数和选课学生数的排行柱状图。</w:t>
+        <w:t>引入 Plotly Express，在 7 个页面增加交互式图表。数据概览：3 饼图+2 柱状图。班级学生名单：学籍分/GPA 分布饼图。班级成绩统计：成绩分布柱状图。教师课程学生：成绩饼图+排行柱状图（并排）。我的成绩：各科柱状图+60 分及格线。教师列表：排课数和选课数排行。</w:t>
       </w:r>
     </w:p>
     <w:p>
@@ -1673,7 +971,7 @@
           <w:sz w:val="21"/>
           <w:rFonts w:eastAsia="宋体"/>
         </w:rPr>
-        <w:t>新增专业管理模块，专业列表以 data/majors.csv 文件存储。提供前端图形化增删操作，新增时校验专业名长度（不超过 50 字符）和重复性，删除时自动检查是否有班级正在使用该专业。majors.csv 初始包含 26 个计算机/IT 相关专业，后扩展至 160+ 个专业覆盖工、理、医、文、法、经、管、艺、体等全部学科门类。</w:t>
+        <w:t>专业列表以 CSV 文件存储。前端提供增删操作，删除时检查班级引用。初始 26 个专业，后扩展至 160+ 覆盖工学、理学、医学、文学、法学、经济学、管理学各学科门类。班级管理联动专业下拉选择。</w:t>
       </w:r>
     </w:p>
     <w:p>
@@ -1701,7 +999,7 @@
           <w:sz w:val="21"/>
           <w:rFonts w:eastAsia="宋体"/>
         </w:rPr>
-        <w:t>年级改为 selectbox 下拉选择（当前年份±5 年），专业从 CSV 专业列表下拉选择。系统自动查询该年级+专业已有班级的最大序号，自动生成班级名（格式：{年级}{专业}{序号}班）。修改模式中班级名、年级、专业改为只读显示，仅允许修改状态（在读/毕业）。</w:t>
+        <w:t>年级和专业改为 selectbox 下拉选择。系统自动查询该年级+专业已有班级序号，自动生成班级名（{年级}{专业}{序号}班）。修改模式中班级信息只读显示。删除时检查是否有在读学生。</w:t>
       </w:r>
     </w:p>
     <w:p>
@@ -1716,7 +1014,7 @@
           <w:sz w:val="18"/>
           <w:rFonts w:eastAsia="微软雅黑"/>
         </w:rPr>
-        <w:t xml:space="preserve">  6.5 排课管理时间选择器优化  </w:t>
+        <w:t xml:space="preserve">  6.5 排课管理优化  </w:t>
       </w:r>
     </w:p>
     <w:p>
@@ -1729,63 +1027,7 @@
           <w:sz w:val="21"/>
           <w:rFonts w:eastAsia="宋体"/>
         </w:rPr>
-        <w:t>排课上限从 st.number_input 改为 st.text_input + max_chars=5 组合，彻底解决 JavaScript Number 类型处理超大整数时的精度丢失问题。配合后端 int() 转换和 max_s &gt; 99999 校验构建双重防线。排课时间选择从原始的 date_input + 两个 selectbox（时/分）共 9 个组件的方式，升级为 st.datetime_input 原生组件，砍掉 108 行冗余代码。</w:t>
-      </w:r>
-    </w:p>
-    <w:p>
-      <w:pPr>
-        <w:shd w:fill="2E86C1" w:val="clear"/>
-        <w:spacing w:before="80" w:after="40"/>
-      </w:pPr>
-      <w:r>
-        <w:rPr>
-          <w:b/>
-          <w:color w:val="FFFFFF"/>
-          <w:sz w:val="18"/>
-          <w:rFonts w:eastAsia="微软雅黑"/>
-        </w:rPr>
-        <w:t xml:space="preserve">  6.6 连接池安全加固  </w:t>
-      </w:r>
-    </w:p>
-    <w:p>
-      <w:pPr>
-        <w:spacing w:line="324" w:lineRule="auto"/>
-        <w:ind w:firstLine="420"/>
-      </w:pPr>
-      <w:r>
-        <w:rPr>
-          <w:sz w:val="21"/>
-          <w:rFonts w:eastAsia="宋体"/>
-        </w:rPr>
-        <w:t>_make_page 包装器增加 except 分支，在页面函数抛出异常时先执行 conn.rollback() 再 raise，最后由 finally 中 conn.close() 归还连接。防止业务代码异常后连接池中存在残留的未提交事务。CSV 文件读取全部统一为 utf-8-sig 编码，兼容 Windows 平台 Excel 编辑后产生的 BOM 头。</w:t>
-      </w:r>
-    </w:p>
-    <w:p>
-      <w:pPr>
-        <w:shd w:fill="2E86C1" w:val="clear"/>
-        <w:spacing w:before="80" w:after="40"/>
-      </w:pPr>
-      <w:r>
-        <w:rPr>
-          <w:b/>
-          <w:color w:val="FFFFFF"/>
-          <w:sz w:val="18"/>
-          <w:rFonts w:eastAsia="微软雅黑"/>
-        </w:rPr>
-        <w:t xml:space="preserve">  6.7 登录体验优化  </w:t>
-      </w:r>
-    </w:p>
-    <w:p>
-      <w:pPr>
-        <w:spacing w:line="324" w:lineRule="auto"/>
-        <w:ind w:firstLine="420"/>
-      </w:pPr>
-      <w:r>
-        <w:rPr>
-          <w:sz w:val="21"/>
-          <w:rFonts w:eastAsia="宋体"/>
-        </w:rPr>
-        <w:t>登录页面新增"快速选择"下拉框，测试账号从数据库实时读取（仅显示在职教师和在读学生）。输入校验前移：登录按钮点击后先验证格式（三个分支精确匹配 admin/教师工号 T+数字/学生学号纯数字 8-12 位），格式不符时直接 st.error 中断，不发起数据库查询。</w:t>
+        <w:t>排课上限改用 text_input + max_chars=5，解决 JS 数字精度问题。时间选择从 date_input+两个 selectbox 升级为 st.datetime_input，砍掉 108 行冗余代码。</w:t>
       </w:r>
     </w:p>
     <w:p>
@@ -1803,7 +1045,7 @@
           <w:color w:val="1A5276"/>
           <w:sz w:val="32"/>
         </w:rPr>
-        <w:t>第六天：2026年7月15日 — 大数据量支持与性能优化</w:t>
+        <w:t>第六天：7月15日 — 大规模数据支持</w:t>
       </w:r>
     </w:p>
     <w:p>
@@ -1831,7 +1073,7 @@
           <w:sz w:val="21"/>
           <w:rFonts w:eastAsia="宋体"/>
         </w:rPr>
-        <w:t>创建 test/generate_large_data.py 一站式自动化数据生成器。从 reset_data.py 导入的基础数据（1000 学生、25 教师、54 排课）出发，逐步扩展至 20,000 学生、300 教师、329 班级（前 50 专业×3 年级×2~3 班）、1,004 排课（新增 950 条直接插入数据库），最终生成 2,002,688 条选课记录。</w:t>
+        <w:t>创建 test/generate_large_data.py 一站式生成器。从基础数据（1000 学生/25 教师/54 排课）扩增至 20,000 学生、300 教师、329 班级、1,004 排课、2,002,688 条选课。采用导入前删触发器 + LOAD DATA INFILE + 导入后批量重算 GPA 策略，整体约 30 秒。</w:t>
       </w:r>
     </w:p>
     <w:p>
@@ -1846,7 +1088,7 @@
           <w:sz w:val="18"/>
           <w:rFonts w:eastAsia="微软雅黑"/>
         </w:rPr>
-        <w:t xml:space="preserve">  7.2 LOAD DATA INFILE 极速导入  </w:t>
+        <w:t xml:space="preserve">  7.2 LOAD DATA INFILE 导入优化  </w:t>
       </w:r>
     </w:p>
     <w:p>
@@ -1859,7 +1101,7 @@
           <w:sz w:val="21"/>
           <w:rFonts w:eastAsia="宋体"/>
         </w:rPr>
-        <w:t>采用 LOAD DATA LOCAL INFILE 替代逐条 INSERT，导入速度提升约 20 倍。核心优化策略：导入前通过 Python 直连删除 5 个触发器（避免 200 万×5 次触发器调用），导入后手动批量 UPDATE 一次性重算全部 20,000 名学生的 GPA。CSV 中空成绩用 \N（MySQL NULL 标准写法）而非空字符串。</w:t>
+        <w:t>采用 LOAD DATA LOCAL INFILE 替代逐条 INSERT，速度提升约 20 倍。关键策略：导入前 Python 删除 5 个触发器，导入后 UPDATE 批量重算全部 GPA。CSV 中空成绩用 \N（MySQL NULL 标准写法）。排课容量设为 99999 防止触发器拦截。</w:t>
       </w:r>
     </w:p>
     <w:p>
@@ -1874,7 +1116,7 @@
           <w:sz w:val="18"/>
           <w:rFonts w:eastAsia="微软雅黑"/>
         </w:rPr>
-        <w:t xml:space="preserve">  7.3 生成器修复与迭代  </w:t>
+        <w:t xml:space="preserve">  7.3 性能优化  </w:t>
       </w:r>
     </w:p>
     <w:p>
@@ -1887,7 +1129,7 @@
           <w:sz w:val="21"/>
           <w:rFonts w:eastAsia="宋体"/>
         </w:rPr>
-        <w:t>生成器开发过程中修复了多项问题：姓名库从 2640 种组合扩展至约 40 万种（引入双字名），唯一键冲突通过 used_pairs 集合去重，高斯分布成绩用 max(0, min(100, raw)) 截断防越界，information_schema.COLUMNS 的 CROSS JOIN 从 3 次减为 2 次避免 MySQL 产生 540 亿行中间结果导致崩溃，排课容量全部设为 99999 防止触发器拦截。</w:t>
+        <w:t>选课管理改为按学期+学号查询，避免 200 万条全量加载。退选改为输入选课 ID。生成器修复：姓名库扩展至 40 万组合、used_pairs 去重、高斯分布截断、CROSS JOIN 从 3 次减为 2 次。</w:t>
       </w:r>
     </w:p>
     <w:p>
@@ -1902,7 +1144,7 @@
           <w:sz w:val="18"/>
           <w:rFonts w:eastAsia="微软雅黑"/>
         </w:rPr>
-        <w:t xml:space="preserve">  7.4 选课管理性能优化  </w:t>
+        <w:t xml:space="preserve">  7.4 防御性修复  </w:t>
       </w:r>
     </w:p>
     <w:p>
@@ -1915,63 +1157,7 @@
           <w:sz w:val="21"/>
           <w:rFonts w:eastAsia="宋体"/>
         </w:rPr>
-        <w:t>选课管理从全量加载 200 万条记录改为按学期+学号精准查询。首先通过轻量查询获取可选学期列表（SELECT DISTINCT co.semester），用户选择学期后输入学号，只查询该学生该学期的几门选课记录。退选操作改为直接输入选课 ID，彻底移除导致浏览器卡顿的 200 万选项下拉框。</w:t>
-      </w:r>
-    </w:p>
-    <w:p>
-      <w:pPr>
-        <w:shd w:fill="2E86C1" w:val="clear"/>
-        <w:spacing w:before="80" w:after="40"/>
-      </w:pPr>
-      <w:r>
-        <w:rPr>
-          <w:b/>
-          <w:color w:val="FFFFFF"/>
-          <w:sz w:val="18"/>
-          <w:rFonts w:eastAsia="微软雅黑"/>
-        </w:rPr>
-        <w:t xml:space="preserve">  7.5 专业列表扩展  </w:t>
-      </w:r>
-    </w:p>
-    <w:p>
-      <w:pPr>
-        <w:spacing w:line="324" w:lineRule="auto"/>
-        <w:ind w:firstLine="420"/>
-      </w:pPr>
-      <w:r>
-        <w:rPr>
-          <w:sz w:val="21"/>
-          <w:rFonts w:eastAsia="宋体"/>
-        </w:rPr>
-        <w:t>专业列表从初始的 26 个计算机相关专业扩展至 160+ 个，涵盖计算机科学与技术、软件工程、数据科学、人工智能、机械工程、电气工程、土木工程、建筑学、临床医学、药学、法学、经济学、金融学、会计学、汉语言文学、英语、新闻学、心理学、美术学、音乐学、体育教育等全部学科门类。</w:t>
-      </w:r>
-    </w:p>
-    <w:p>
-      <w:pPr>
-        <w:shd w:fill="2E86C1" w:val="clear"/>
-        <w:spacing w:before="80" w:after="40"/>
-      </w:pPr>
-      <w:r>
-        <w:rPr>
-          <w:b/>
-          <w:color w:val="FFFFFF"/>
-          <w:sz w:val="18"/>
-          <w:rFonts w:eastAsia="微软雅黑"/>
-        </w:rPr>
-        <w:t xml:space="preserve">  7.6 数据校验与防御性编程  </w:t>
-      </w:r>
-    </w:p>
-    <w:p>
-      <w:pPr>
-        <w:spacing w:line="324" w:lineRule="auto"/>
-        <w:ind w:firstLine="420"/>
-      </w:pPr>
-      <w:r>
-        <w:rPr>
-          <w:sz w:val="21"/>
-          <w:rFonts w:eastAsia="宋体"/>
-        </w:rPr>
-        <w:t>班级删除操作增加在读学生数检查（SELECT COUNT(*) FROM student WHERE class_id=? AND is_deleted=0），有学生时拒绝删除并提示。student_full_list 新增 AND c.is_deleted=0 过滤已删除班级的学生。teacher_course_teachers 新增 AND t.status=1 过滤离职教师。grade_roster_data 返回原生 NULL 而非字符串"未录入"，统一数据类型。</w:t>
+        <w:t>班级删除检查学生数。student_full_list 过滤已删班级。teacher_course_teachers 过滤离职教师。grade_roster_data 返回原生 NULL。饼图过滤 0% 扇区。</w:t>
       </w:r>
     </w:p>
     <w:p>
@@ -1989,7 +1175,7 @@
           <w:color w:val="1A5276"/>
           <w:sz w:val="32"/>
         </w:rPr>
-        <w:t>第七天：2026年7月16日 — 文档收尾与答辩准备</w:t>
+        <w:t>第七天：7月16日 — 文档收尾与答辩准备</w:t>
       </w:r>
     </w:p>
     <w:p>
@@ -2017,7 +1203,7 @@
           <w:sz w:val="21"/>
           <w:rFonts w:eastAsia="宋体"/>
         </w:rPr>
-        <w:t>使用 python-pptx 库制作 11 页精美答辩 PPT。采用深蓝主题配色（#1A5276）、卡片式布局和彩色图标装饰。内容涵盖项目概述、系统架构（三层架构图+6 大技术栈卡片）、数据库设计（8 张表网格展示+数据库对象卡片）、三角色功能模块、6 大特色功能亮点、数据规模与性能优化方案、AI 辅助开发记录（含有效应用+人工修正+反思）、总结与致谢等完整章节。</w:t>
+        <w:t>使用 python-pptx 制作 11 页答辩 PPT。深蓝主题配色、卡片式布局。含项目概述、系统架构、数据库设计、功能模块、特色功能、数据规模、AI 辅助、总结等完整章节。</w:t>
       </w:r>
     </w:p>
     <w:p>
@@ -2032,7 +1218,7 @@
           <w:sz w:val="18"/>
           <w:rFonts w:eastAsia="微软雅黑"/>
         </w:rPr>
-        <w:t xml:space="preserve">  8.2 课程设计说明书更新  </w:t>
+        <w:t xml:space="preserve">  8.2 课程设计说明书重构  </w:t>
       </w:r>
     </w:p>
     <w:p>
@@ -2045,7 +1231,7 @@
           <w:sz w:val="21"/>
           <w:rFonts w:eastAsia="宋体"/>
         </w:rPr>
-        <w:t>使用 python-docx 重构课程设计说明书为 9 章 15000 字版本。全面更新数据规模（120→20000 学生、16→300 教师、40→1004 排课、200→200 万选课）。补充新增功能描述。文档中标注了 10 处截图插入位置。</w:t>
+        <w:t>使用 python-docx 重构说明书，更新全部数据规模和新增功能描述。提供说明书修改清单和精准文本替换脚本。</w:t>
       </w:r>
     </w:p>
     <w:p>
@@ -2073,7 +1259,7 @@
           <w:sz w:val="21"/>
           <w:rFonts w:eastAsia="宋体"/>
         </w:rPr>
-        <w:t>创建代码附录文档（document/report/代码附录.docx），整理全部 23 个源代码文件：7 个 SQL 脚本、5 个 Python 核心模块、3 个 Streamlit 页面、5 个工具模块、3 个数据脚本。采用 Consolas 等宽字体 + F5F5F5 灰色底纹排版，每 80 行分割一个段落避免打开卡顿。</w:t>
+        <w:t>整理全部 23 个源代码文件为代码附录.docx，等宽字体加灰色底纹排版。</w:t>
       </w:r>
     </w:p>
     <w:p>
@@ -2088,7 +1274,7 @@
           <w:sz w:val="18"/>
           <w:rFonts w:eastAsia="微软雅黑"/>
         </w:rPr>
-        <w:t xml:space="preserve">  8.4 说明书修改清单  </w:t>
+        <w:t xml:space="preserve">  8.4 每日工作总结  </w:t>
       </w:r>
     </w:p>
     <w:p>
@@ -2101,7 +1287,7 @@
           <w:sz w:val="21"/>
           <w:rFonts w:eastAsia="宋体"/>
         </w:rPr>
-        <w:t>编写说明书修改清单文档，逐章标注需要修改的内容。按优先级分为三类：🔴高优先级（数据量更新 10+ 处、架构替换 2 段）、🟡中优先级（技术栈补充、AI 修正对照表新增）、🟢低优先级（截图插入 10 张）。同时提供基于 python-docx 的精准文本替换脚本，只替换文字内容不破坏原有排版。</w:t>
+        <w:t>编写本工作日志，按天组织全部开发过程的完整记录。</w:t>
       </w:r>
     </w:p>
     <w:p>
@@ -2129,35 +1315,7 @@
           <w:sz w:val="21"/>
           <w:rFonts w:eastAsia="宋体"/>
         </w:rPr>
-        <w:t>使用 Python zipfile 打包完整项目源码为 4.2 MB 的压缩包，包含 57 个文件。排除 node_modules/、venv/、.git/、__pycache__/ 等非源码目录，排除 .mp4、.pdf、.pptx 等大文件，保留完整的项目目录结构。</w:t>
-      </w:r>
-    </w:p>
-    <w:p>
-      <w:pPr>
-        <w:shd w:fill="2E86C1" w:val="clear"/>
-        <w:spacing w:before="80" w:after="40"/>
-      </w:pPr>
-      <w:r>
-        <w:rPr>
-          <w:b/>
-          <w:color w:val="FFFFFF"/>
-          <w:sz w:val="18"/>
-          <w:rFonts w:eastAsia="微软雅黑"/>
-        </w:rPr>
-        <w:t xml:space="preserve">  8.6 版本管理  </w:t>
-      </w:r>
-    </w:p>
-    <w:p>
-      <w:pPr>
-        <w:spacing w:line="324" w:lineRule="auto"/>
-        <w:ind w:firstLine="420"/>
-      </w:pPr>
-      <w:r>
-        <w:rPr>
-          <w:sz w:val="21"/>
-          <w:rFonts w:eastAsia="宋体"/>
-        </w:rPr>
-        <w:t>整个项目通过 Git 进行版本管理，累计 80+ 次提交，每次提交附带清晰的 commit message 说明变更内容和原因。项目托管于 GitHub 远程仓库，确保数据安全。</w:t>
+        <w:t>使用 zipfile 打包源码为 4.2 MB 压缩包，57 个文件，排除非源码目录。</w:t>
       </w:r>
     </w:p>
     <w:sectPr>
